--- a/KHBD_Tin_học/Lớp_8/Tuần_26/KHBD_Tin_hoc_Lớp_8_Tiet26_Bai_12_Tu_thuat_toan_en_chuong_trinh_Tiet_1.docx
+++ b/KHBD_Tin_học/Lớp_8/Tuần_26/KHBD_Tin_hoc_Lớp_8_Tiet26_Bai_12_Tu_thuat_toan_en_chuong_trinh_Tiet_1.docx
@@ -359,34 +359,30 @@
     </w:p>
     <w:p>
       <w:pPr>
-        <w:spacing w:line="276" w:lineRule="auto" w:after="60" w:before="0"/>
-        <w:ind w:firstLine="0" w:left="850"/>
-        <w:jc w:val="both"/>
-      </w:pPr>
-      <w:r>
-        <w:rPr>
-          <w:rFonts w:ascii="Times New Roman" w:hAnsi="Times New Roman" w:eastAsia="Times New Roman"/>
-          <w:b w:val="0"/>
-          <w:i w:val="0"/>
-          <w:sz w:val="26"/>
-        </w:rPr>
-        <w:t>- Miền I. Khai thác dữ liệu và thông tin (thành tố 1.1. Duyệt, tìm kiếm và lọc dữ liệu, thông tin và nội dung số – Bậc 4): Khai thác thông tin số phục vụ bài học. (Đạt được thông qua Hoạt động 2)</w:t>
-      </w:r>
-    </w:p>
-    <w:p>
-      <w:pPr>
-        <w:spacing w:line="276" w:lineRule="auto" w:after="60" w:before="0"/>
-        <w:ind w:firstLine="0" w:left="850"/>
-        <w:jc w:val="both"/>
-      </w:pPr>
-      <w:r>
-        <w:rPr>
-          <w:rFonts w:ascii="Times New Roman" w:hAnsi="Times New Roman" w:eastAsia="Times New Roman"/>
-          <w:b w:val="0"/>
-          <w:i w:val="0"/>
-          <w:sz w:val="26"/>
-        </w:rPr>
-        <w:t>- Miền IV. An toàn (thành tố 4.1. Bảo vệ thiết bị và nội dung số – Bậc 4): Tuân thủ quy tắc an toàn thiết bị và bảo vệ dữ liệu. (Đạt được thông qua Hoạt động 3, Hoạt động 4)</w:t>
+        <w:spacing w:line="276" w:lineRule="auto" w:after="0" w:before="0"/>
+        <w:ind w:left="850" w:firstLine="0"/>
+        <w:jc w:val="both"/>
+      </w:pPr>
+      <w:r>
+        <w:rPr>
+          <w:rFonts w:ascii="Times New Roman" w:hAnsi="Times New Roman" w:cs="Times New Roman"/>
+          <w:sz w:val="26"/>
+        </w:rPr>
+        <w:t>- 3.4.CB4a: Liệt kê được các hướng dẫn cho một hệ thống máy tính để giải quyết một vấn đề nhất định hoặc thực hiện một nhiệm vụ cụ thể. (Thiết kế thuật toán từng bước và xây dựng khối lệnh điều khiển chương trình). (Đạt được thông qua Hoạt động 2, Hoạt động 3)</w:t>
+      </w:r>
+    </w:p>
+    <w:p>
+      <w:pPr>
+        <w:spacing w:line="276" w:lineRule="auto" w:after="0" w:before="0"/>
+        <w:ind w:left="850" w:firstLine="0"/>
+        <w:jc w:val="both"/>
+      </w:pPr>
+      <w:r>
+        <w:rPr>
+          <w:rFonts w:ascii="Times New Roman" w:hAnsi="Times New Roman" w:cs="Times New Roman"/>
+          <w:sz w:val="26"/>
+        </w:rPr>
+        <w:t>- 5.1.CB4a: Phân biệt được các vấn đề kỹ thuật khi vận hành thiết bị và sử dụng môi trường số. (Vận dụng tư duy logic để chạy thử, phát hiện và sửa lỗi chương trình). (Đạt được thông qua Hoạt động 4)</w:t>
       </w:r>
     </w:p>
     <w:p>
